--- a/public/downloads/przykladowa-praca-magisterska-fizjoterapia.docx
+++ b/public/downloads/przykladowa-praca-magisterska-fizjoterapia.docx
@@ -120,7 +120,7 @@
         <w:t xml:space="preserve">z przykładową treścią i komentarzami. Niebieskie adnotacje opisują funkcję każdej części — usuń je w swojej pracy. Zwróć uwagę na pomiary skalami klinicznymi (VAS, ODI, zakres ruchu), schemat badania przed–po oraz zgodę komisji bioetycznej — to cechy charakterystyczne prac fizjoterapeutycznych. Pełne poradniki: praca-magisterska.pl/poradniki/</w:t>
       </w:r>
     </w:p>
-    <w:bookmarkStart w:id="20" w:name="streszczenie"/>
+    <w:bookmarkStart w:id="9" w:name="_streszczenie"/>
     <w:p>
       <w:pPr>
         <w:pStyle w:val="Heading1"/>
@@ -163,8 +163,8 @@
         <w:t xml:space="preserve">[W pracach z fizjoterapii streszczenie często ma układ strukturalny (Wstęp – Cel – Materiał i metody – Wyniki – Wnioski). Dołącz wersję angielską (Abstract), jeśli wymaga jej uczelnia.]</w:t>
       </w:r>
     </w:p>
-    <w:bookmarkEnd w:id="20"/>
-    <w:bookmarkStart w:id="21" w:name="spis-treści"/>
+    <w:bookmarkEnd w:id="9"/>
+    <w:bookmarkStart w:id="10" w:name="_68349d0c7d64ae346c98bcec9a8185b5790f4f0"/>
     <w:p>
       <w:pPr>
         <w:pStyle w:val="Heading1"/>
@@ -349,8 +349,8 @@
         <w:t xml:space="preserve"> </w:t>
       </w:r>
     </w:p>
-    <w:bookmarkEnd w:id="21"/>
-    <w:bookmarkStart w:id="22" w:name="wstęp"/>
+    <w:bookmarkEnd w:id="10"/>
+    <w:bookmarkStart w:id="11" w:name="_wstęp"/>
     <w:p>
       <w:pPr>
         <w:pStyle w:val="Heading1"/>
@@ -369,10 +369,26 @@
     </w:p>
     <w:p>
       <w:pPr>
+        <w:pStyle w:val="FirstParagraph"/>
+      </w:pPr>
+      <w:r>
+        <w:t xml:space="preserve">Ból dolnego odcinka kręgosłupa dotyka w ciągu życia większości dorosłych i jest jedną z głównych przyczyn niepełnosprawności oraz absencji zawodowej. Skuteczne, oparte na dowodach metody fizjoterapeutyczne mają więc duże znaczenie kliniczne i społeczne.</w:t>
+      </w:r>
+    </w:p>
+    <w:p>
+      <w:pPr>
+        <w:pStyle w:val="Anno"/>
+      </w:pPr>
+      <w:r>
+        <w:t xml:space="preserve">[Akapit 2 — cel pracy i podejście (ocena skuteczności interwencji, schemat przed–po).]</w:t>
+      </w:r>
+    </w:p>
+    <w:p>
+      <w:pPr>
         <w:pStyle w:val="BodyText"/>
       </w:pPr>
       <w:r>
-        <w:t xml:space="preserve">Ból dolnego odcinka kręgosłupa dotyka w ciągu życia większości dorosłych i jest jedną z głównych przyczyn niepełnosprawności oraz absencji zawodowej. Skuteczne, oparte na dowodach metody fizjoterapeutyczne mają więc duże znaczenie kliniczne i społeczne.</w:t>
+        <w:t xml:space="preserve">Celem pracy jest ocena skuteczności ćwiczeń metodą McKenziego w redukcji bólu i poprawie sprawności funkcjonalnej u pacjentów z bólem dolnego odcinka kręgosłupa, na podstawie pomiarów przed terapią i po niej.</w:t>
       </w:r>
     </w:p>
     <w:p>
@@ -380,7 +396,7 @@
         <w:pStyle w:val="Anno"/>
       </w:pPr>
       <w:r>
-        <w:t xml:space="preserve">[Akapit 2 — cel pracy i podejście (ocena skuteczności interwencji, schemat przed–po).]</w:t>
+        <w:t xml:space="preserve">[Akapit 3 — struktura pracy.]</w:t>
       </w:r>
     </w:p>
     <w:p>
@@ -388,27 +404,11 @@
         <w:pStyle w:val="BodyText"/>
       </w:pPr>
       <w:r>
-        <w:t xml:space="preserve">Celem pracy jest ocena skuteczności ćwiczeń metodą McKenziego w redukcji bólu i poprawie sprawności funkcjonalnej u pacjentów z bólem dolnego odcinka kręgosłupa, na podstawie pomiarów przed terapią i po niej.</w:t>
-      </w:r>
-    </w:p>
-    <w:p>
-      <w:pPr>
-        <w:pStyle w:val="Anno"/>
-      </w:pPr>
-      <w:r>
-        <w:t xml:space="preserve">[Akapit 3 — struktura pracy.]</w:t>
-      </w:r>
-    </w:p>
-    <w:p>
-      <w:pPr>
-        <w:pStyle w:val="BodyText"/>
-      </w:pPr>
-      <w:r>
         <w:t xml:space="preserve">Praca składa się z części teoretycznej, rozdziału metodologicznego oraz analizy wyników badań własnych zakończonej dyskusją i wnioskami.</w:t>
       </w:r>
     </w:p>
-    <w:bookmarkEnd w:id="22"/>
-    <w:bookmarkStart w:id="27" w:name="X6b196bda4adb65eb4eb0dddcb2b5cfab5dae335"/>
+    <w:bookmarkEnd w:id="11"/>
+    <w:bookmarkStart w:id="16" w:name="_6b196bda4adb65eb4eb0dddcb2b5cfab5dae335"/>
     <w:p>
       <w:pPr>
         <w:pStyle w:val="Heading1"/>
@@ -417,7 +417,7 @@
         <w:t xml:space="preserve">Rozdział 2. Założenia metodologiczne badań własnych</w:t>
       </w:r>
     </w:p>
-    <w:bookmarkStart w:id="23" w:name="cel-problemy-i-hipotezy-badawcze"/>
+    <w:bookmarkStart w:id="12" w:name="_05f7e9ee3f7617a2ed44156080929db3b3a6344"/>
     <w:p>
       <w:pPr>
         <w:pStyle w:val="Heading2"/>
@@ -462,8 +462,8 @@
         <w:t xml:space="preserve">H1: Po terapii natężenie bólu (VAS) istotnie się obniży. H2: Po terapii sprawność funkcjonalna (ODI) istotnie się poprawi.</w:t>
       </w:r>
     </w:p>
-    <w:bookmarkEnd w:id="23"/>
-    <w:bookmarkStart w:id="24" w:name="narzędzia-pomiarowe"/>
+    <w:bookmarkEnd w:id="12"/>
+    <w:bookmarkStart w:id="13" w:name="_44969facccf4482369e8c61d18f0208edeb300e"/>
     <w:p>
       <w:pPr>
         <w:pStyle w:val="Heading2"/>
@@ -482,14 +482,14 @@
     </w:p>
     <w:p>
       <w:pPr>
-        <w:pStyle w:val="BodyText"/>
+        <w:pStyle w:val="FirstParagraph"/>
       </w:pPr>
       <w:r>
         <w:t xml:space="preserve">Natężenie bólu oceniono wzrokowo-analogową skalą VAS (0–10), a poziom niepełnosprawności – kwestionariuszem Oswestry (ODI). Pomiary wykonano przed rozpoczęciem i po zakończeniu 4-tygodniowej terapii.</w:t>
       </w:r>
     </w:p>
-    <w:bookmarkEnd w:id="24"/>
-    <w:bookmarkStart w:id="25" w:name="organizacja-i-przebieg-badań"/>
+    <w:bookmarkEnd w:id="13"/>
+    <w:bookmarkStart w:id="14" w:name="_ac04e25229c4723e4497e9592a020b5ed7140ee"/>
     <w:p>
       <w:pPr>
         <w:pStyle w:val="Heading2"/>
@@ -508,14 +508,14 @@
     </w:p>
     <w:p>
       <w:pPr>
-        <w:pStyle w:val="BodyText"/>
+        <w:pStyle w:val="FirstParagraph"/>
       </w:pPr>
       <w:r>
         <w:t xml:space="preserve">Badanie przeprowadzono po uzyskaniu zgody komisji bioetycznej oraz świadomej zgody pacjentów. Każdy pacjent odbył cykl 12 sesji terapii w ciągu 4 tygodni. Pomiary VAS i ODI wykonano dwukrotnie: przed terapią i po niej.</w:t>
       </w:r>
     </w:p>
-    <w:bookmarkEnd w:id="25"/>
-    <w:bookmarkStart w:id="26" w:name="charakterystyka-grupy-badanej"/>
+    <w:bookmarkEnd w:id="14"/>
+    <w:bookmarkStart w:id="15" w:name="_3c4306395a6a34d2bfa00c6d0214c9e20a0d624"/>
     <w:p>
       <w:pPr>
         <w:pStyle w:val="Heading2"/>
@@ -532,9 +532,9 @@
         <w:t xml:space="preserve">W badaniu wzięło udział 40 pacjentów (55% kobiet) w wieku 30–55 lat z przewlekłym bólem dolnego odcinka kręgosłupa.</w:t>
       </w:r>
     </w:p>
-    <w:bookmarkEnd w:id="26"/>
-    <w:bookmarkEnd w:id="27"/>
-    <w:bookmarkStart w:id="30" w:name="X8a5e6bbefc2c88fa63575b508a6328e46587cd4"/>
+    <w:bookmarkEnd w:id="15"/>
+    <w:bookmarkEnd w:id="16"/>
+    <w:bookmarkStart w:id="19" w:name="_8a5e6bbefc2c88fa63575b508a6328e46587cd4"/>
     <w:p>
       <w:pPr>
         <w:pStyle w:val="Heading1"/>
@@ -543,7 +543,7 @@
         <w:t xml:space="preserve">Rozdział 3. Analiza wyników badań własnych</w:t>
       </w:r>
     </w:p>
-    <w:bookmarkStart w:id="28" w:name="zmiana-natężenia-bólu-i-sprawności"/>
+    <w:bookmarkStart w:id="17" w:name="_f3fd94da359f81a79de136213cffc57238a2f6d"/>
     <w:p>
       <w:pPr>
         <w:pStyle w:val="Heading2"/>
@@ -733,7 +733,7 @@
     </w:tbl>
     <w:p>
       <w:pPr>
-        <w:pStyle w:val="BodyText"/>
+        <w:pStyle w:val="FirstParagraph"/>
       </w:pPr>
       <w:r>
         <w:rPr>
@@ -751,8 +751,8 @@
         <w:t xml:space="preserve">[W schemacie przed–po stosuje się test t-Studenta dla prób zależnych (lub test Wilcoxona przy rozkładach odbiegających od normalnego). Warto podać wielkość efektu (np. d Cohena).]</w:t>
       </w:r>
     </w:p>
-    <w:bookmarkEnd w:id="28"/>
-    <w:bookmarkStart w:id="29" w:name="dyskusja"/>
+    <w:bookmarkEnd w:id="17"/>
+    <w:bookmarkStart w:id="18" w:name="_dyskusja"/>
     <w:p>
       <w:pPr>
         <w:pStyle w:val="Heading2"/>
@@ -769,9 +769,9 @@
         <w:t xml:space="preserve">Uzyskane wyniki są zgodne z badaniami potwierdzającymi skuteczność metody McKenziego w bólu kręgosłupa. Ograniczeniem jest brak grupy kontrolnej, co nie pozwala wykluczyć wpływu naturalnego ustępowania dolegliwości.</w:t>
       </w:r>
     </w:p>
-    <w:bookmarkEnd w:id="29"/>
-    <w:bookmarkEnd w:id="30"/>
-    <w:bookmarkStart w:id="31" w:name="wnioski"/>
+    <w:bookmarkEnd w:id="18"/>
+    <w:bookmarkEnd w:id="19"/>
+    <w:bookmarkStart w:id="20" w:name="_wnioski"/>
     <w:p>
       <w:pPr>
         <w:pStyle w:val="Heading1"/>
@@ -816,8 +816,8 @@
         <w:t xml:space="preserve">Metoda McKenziego okazała się skuteczna w badanej grupie pacjentów.</w:t>
       </w:r>
     </w:p>
-    <w:bookmarkEnd w:id="31"/>
-    <w:bookmarkStart w:id="32" w:name="piśmiennictwo"/>
+    <w:bookmarkEnd w:id="20"/>
+    <w:bookmarkStart w:id="21" w:name="_piśmiennictwo"/>
     <w:p>
       <w:pPr>
         <w:pStyle w:val="Heading1"/>
@@ -870,8 +870,8 @@
         <w:t xml:space="preserve">Stochkendahl MJ i wsp. National Clinical Guidelines for low back pain. Eur Spine J. 2018.</w:t>
       </w:r>
     </w:p>
-    <w:bookmarkEnd w:id="32"/>
-    <w:bookmarkStart w:id="36" w:name="aneks"/>
+    <w:bookmarkEnd w:id="21"/>
+    <w:bookmarkStart w:id="26" w:name="_aneks"/>
     <w:p>
       <w:pPr>
         <w:pStyle w:val="Heading1"/>
@@ -945,7 +945,7 @@
           <w:b/>
           <w:bCs/>
         </w:rPr>
-        <w:t xml:space="preserve">Smart-Edu.ai — pierwsza wersja pracy w kilka godzin, nie w kilka miesięcy</w:t>
+        <w:t xml:space="preserve">„Jak napisać pracę magisterską z fizjoterapii” — przewodnik do tego wzoru</w:t>
       </w:r>
     </w:p>
     <w:p>
@@ -953,21 +953,21 @@
         <w:pStyle w:val="Note"/>
       </w:pPr>
       <w:r>
-        <w:t xml:space="preserve">Podajesz temat, kierunek studiów i wytyczne promotora, a sztuczna inteligencja generuje unikalny, gotowy do edycji tekst: z poprawną strukturą rozdziałów, przypisami i bibliografią. Rejestracja jest darmowa, płacisz wyłącznie za wygenerowany tekst.</w:t>
+        <w:t xml:space="preserve">Wzór pokazuje układ pracy. Przewodnik pokazuje, jak wypełnić każdy rozdział treścią: dobór metody i narzędzi, analiza wyników, typowe uwagi recenzentów. PDF + EPUB, 49 zł, dostęp od razu po płatności.</w:t>
       </w:r>
     </w:p>
     <w:p>
       <w:pPr>
         <w:pStyle w:val="Note"/>
       </w:pPr>
-      <w:hyperlink r:id="rId33">
+      <w:hyperlink r:id="rId22">
         <w:r>
           <w:rPr>
             <w:rStyle w:val="Hyperlink"/>
             <w:b/>
             <w:bCs/>
           </w:rPr>
-          <w:t xml:space="preserve">www.smart-edu.ai/pl/masters-thesis</w:t>
+          <w:t xml:space="preserve">praca-magisterska.pl/sklep/jak-napisac-prace-magisterska-z-fizjoterapii/</w:t>
         </w:r>
       </w:hyperlink>
     </w:p>
@@ -976,35 +976,50 @@
         <w:pStyle w:val="BodyText"/>
       </w:pPr>
       <w:r>
-        <w:t xml:space="preserve">Wolisz napisać pracę w pełni samodzielnie? Pomoże Ci ebook</w:t>
-      </w:r>
-      <w:r>
-        <w:t xml:space="preserve"> </w:t>
-      </w:r>
-      <w:r>
-        <w:rPr>
-          <w:b/>
-          <w:bCs/>
-        </w:rPr>
-        <w:t xml:space="preserve">„Jak napisać pracę magisterską. Kompletny przewodnik od A do Z”</w:t>
-      </w:r>
-      <w:r>
-        <w:t xml:space="preserve"> </w:t>
-      </w:r>
-      <w:r>
-        <w:t xml:space="preserve">— 250 stron praktycznych wskazówek, szablonów i checklist, z rozdziałem o etycznym korzystaniu z AI:</w:t>
-      </w:r>
-      <w:r>
-        <w:t xml:space="preserve"> </w:t>
-      </w:r>
-      <w:hyperlink r:id="rId34">
+        <w:t xml:space="preserve">Chcesz zobaczyć kompletną pracę z przypisami i bibliografią? Zajrzyj do</w:t>
+      </w:r>
+      <w:r>
+        <w:t xml:space="preserve"> </w:t>
+      </w:r>
+      <w:hyperlink r:id="rId23">
         <w:r>
           <w:rPr>
             <w:rStyle w:val="Hyperlink"/>
           </w:rPr>
-          <w:t xml:space="preserve">www.praca-magisterska.pl/sklep/praca-magisterska-ebook/</w:t>
+          <w:t xml:space="preserve">katalogu gotowych prac wzorcowych</w:t>
         </w:r>
       </w:hyperlink>
+      <w:r>
+        <w:t xml:space="preserve"> </w:t>
+      </w:r>
+      <w:r>
+        <w:t xml:space="preserve">(59 zł za pracę).</w:t>
+      </w:r>
+    </w:p>
+    <w:p>
+      <w:pPr>
+        <w:pStyle w:val="BodyText"/>
+      </w:pPr>
+      <w:r>
+        <w:t xml:space="preserve">Generator</w:t>
+      </w:r>
+      <w:r>
+        <w:t xml:space="preserve"> </w:t>
+      </w:r>
+      <w:hyperlink r:id="rId24">
+        <w:r>
+          <w:rPr>
+            <w:rStyle w:val="Hyperlink"/>
+          </w:rPr>
+          <w:t xml:space="preserve">Smart-Edu.ai</w:t>
+        </w:r>
+      </w:hyperlink>
+      <w:r>
+        <w:t xml:space="preserve"> </w:t>
+      </w:r>
+      <w:r>
+        <w:t xml:space="preserve">przygotuje pierwszą wersję tekstu z pomocą sztucznej inteligencji, jeśli wolisz zacząć od szkicu.</w:t>
+      </w:r>
     </w:p>
     <w:p>
       <w:pPr>
@@ -1020,7 +1035,7 @@
       <w:r>
         <w:t xml:space="preserve"> </w:t>
       </w:r>
-      <w:hyperlink r:id="rId35">
+      <w:hyperlink r:id="rId25">
         <w:r>
           <w:rPr>
             <w:rStyle w:val="Hyperlink"/>
@@ -1031,7 +1046,7 @@
         </w:r>
       </w:hyperlink>
     </w:p>
-    <w:bookmarkEnd w:id="36"/>
+    <w:bookmarkEnd w:id="26"/>
     <w:sectPr/>
   </w:body>
 </w:document>
